--- a/document_templates/russian_library/Исковые_заявления/Процессуальные_документы/шаблон_Исковое_заявление_к_двум_ответчикам.docx
+++ b/document_templates/russian_library/Исковые_заявления/Процессуальные_документы/шаблон_Исковое_заявление_к_двум_ответчикам.docx
@@ -56,7 +56,7 @@
           <w:sz w:val="24"/>
           <w:szCs w:val="24"/>
         </w:rPr>
-        <w:t xml:space="preserve">{{ w_t_w_r_w_r_w_rpr_w_rfonts_w_ascii_times_new_roman_w_hansi_times_new_roman_w_cs_times_new_roman_w_sz_w_val_24_w_szcs_w_val_24_w_lang_w_val_en_us_w_rpr_w_t_court_w_t_w_r_w_r_w_rsidrpr_008155e5_w_rpr_w_rfonts_w_ascii_times_new_roman_w_hansi_times_new_roman_w_cs_times_new_roman_w_sz_w_val_24_w_szcs_w_val_24_w_rpr_w_t_xml_space_preserve_w_t_w_r_w_r_w_rpr_w_rfonts_w_ascii_times_new_roman_w_hansi_times_new_roman_w_cs_times_new_roman_w_sz_w_val_24_w_szcs_w_val_24_w_lang_w_val_en_us_w_rpr_w_t_address_w_t_w_r_w_r_w_rsidrpr_008155e5_w_rpr_w_rfonts_w_ascii_times_new_roman_w_hansi_times_new_roman_w_cs_times_new_roman_w_sz_w_val_24_w_szcs_w_val_24_w_rpr_w_t_xml_space_preserve }}</w:t>
+        <w:t xml:space="preserve">{{ court_address }}</w:t>
       </w:r>
     </w:p>
     <w:p>
@@ -91,7 +91,7 @@
           <w:sz w:val="24"/>
           <w:szCs w:val="24"/>
         </w:rPr>
-        <w:t xml:space="preserve">{{ w_t_w_r_w_r_w_rsidr_008155e5_w_rpr_w_rfonts_w_ascii_times_new_roman_w_hansi_times_new_roman_w_cs_times_new_roman_w_sz_w_val_24_w_szcs_w_val_24_w_lang_w_val_en_us_w_rpr_w_t_plaintiff_w_t_w_r_w_r_w_rsidr_008155e5_w_rsidrpr_008155e5_w_rpr_w_rfonts_w_ascii_times_new_roman_w_hansi_times_new_roman_w_cs_times_new_roman_w_sz_w_val_24_w_szcs_w_val_24_w_rpr_w_t_xml_space_preserve }}</w:t>
+        <w:t xml:space="preserve">{{ plaintiff }}</w:t>
       </w:r>
     </w:p>
     <w:p>
@@ -173,7 +173,7 @@
           <w:sz w:val="24"/>
           <w:szCs w:val="24"/>
         </w:rPr>
-        <w:t xml:space="preserve">{{ w_t_w_r_w_r_w_rsidr_008155e5_w_rpr_w_rfonts_w_ascii_times_new_roman_w_hansi_times_new_roman_w_cs_times_new_roman_w_sz_w_val_24_w_szcs_w_val_24_w_lang_w_val_en_us_w_rpr_w_t_defendant_w_t_w_r_w_r_w_rsidr_008155e5_w_rsidrpr_008155e5_w_rpr_w_rfonts_w_ascii_times_new_roman_w_hansi_times_new_roman_w_cs_times_new_roman_w_sz_w_val_24_w_szcs_w_val_24_w_rpr_w_t_xml_space_preserve_1 }}</w:t>
+        <w:t xml:space="preserve">{{ defendant }}</w:t>
       </w:r>
     </w:p>
     <w:p>
@@ -228,7 +228,7 @@
           <w:szCs w:val="24"/>
           <w:lang w:val="en-US"/>
         </w:rPr>
-        <w:t xml:space="preserve">{{ w_t_w_r_w_r_w_rsidr_008155e5_w_rpr_w_rfonts_w_ascii_times_new_roman_w_hansi_times_new_roman_w_cs_times_new_roman_w_sz_w_val_24_w_szcs_w_val_24_w_lang_w_val_en_us_w_rpr_w_t_defendant_w_t_w_r_w_r_w_rsidr_008155e5_w_rsidrpr_008155e5_w_rpr_w_rfonts_w_ascii_times_new_roman_w_hansi_times_new_roman_w_cs_times_new_roman_w_sz_w_val_24_w_szcs_w_val_24_w_lang_w_val_en_us_w_rpr_w_t_xml_space_preserve_1_w_t_w_r_w_r_w_rsidr_008155e5_w_rpr_w_rfonts_w_ascii_times_new_roman_w_hansi_times_new_roman_w_cs_times_new_roman_w_sz_w_val_24_w_szcs_w_val_24_w_lang_w_val_en_us_w_rpr_w_t_registration_address }}</w:t>
+        <w:t xml:space="preserve">{{ defendant_1 }}</w:t>
       </w:r>
     </w:p>
     <w:p>
@@ -279,7 +279,7 @@
           <w:sz w:val="24"/>
           <w:szCs w:val="24"/>
         </w:rPr>
-        <w:t xml:space="preserve">{{ w_t_w_r_w_r_w_rsidr_008155e5_w_rpr_w_rfonts_w_ascii_times_new_roman_w_hansi_times_new_roman_w_cs_times_new_roman_w_sz_w_val_24_w_szcs_w_val_24_w_lang_w_val_en_us_w_rpr_w_t_defendant_w_t_w_r_w_r_w_rsidr_008155e5_w_rsidrpr_008155e5_w_rpr_w_rfonts_w_ascii_times_new_roman_w_hansi_times_new_roman_w_cs_times_new_roman_w_sz_w_val_24_w_szcs_w_val_24_w_rpr_w_t_xml_space_preserve_2 }}</w:t>
+        <w:t xml:space="preserve">{{ defendant }}</w:t>
       </w:r>
     </w:p>
     <w:p>
@@ -334,7 +334,7 @@
           <w:szCs w:val="24"/>
           <w:lang w:val="en-US"/>
         </w:rPr>
-        <w:t xml:space="preserve">{{ w_t_w_r_w_r_w_rsidr_008155e5_w_rpr_w_rfonts_w_ascii_times_new_roman_w_hansi_times_new_roman_w_cs_times_new_roman_w_sz_w_val_24_w_szcs_w_val_24_w_lang_w_val_en_us_w_rpr_w_t_defendant_w_t_w_r_w_r_w_rsidr_008155e5_w_rsidrpr_008155e5_w_rpr_w_rfonts_w_ascii_times_new_roman_w_hansi_times_new_roman_w_cs_times_new_roman_w_sz_w_val_24_w_szcs_w_val_24_w_lang_w_val_en_us_w_rpr_w_t_xml_space_preserve_2_w_t_w_r_w_r_w_rsidr_008155e5_w_rpr_w_rfonts_w_ascii_times_new_roman_w_hansi_times_new_roman_w_cs_times_new_roman_w_sz_w_val_24_w_szcs_w_val_24_w_lang_w_val_en_us_w_rpr_w_t_registration_address }}</w:t>
+        <w:t xml:space="preserve">{{ defendant_2 }}</w:t>
       </w:r>
     </w:p>
     <w:p>
@@ -445,15 +445,14 @@
         </w:rPr>
         <w:t xml:space="preserve"> </w:t>
       </w:r>
-      <w:proofErr w:type="gramStart"/>
-      <w:r>
-        <w:rPr>
-          <w:rFonts w:ascii="Times New Roman" w:hAnsi="Times New Roman" w:cs="Times New Roman"/>
-          <w:sz w:val="24"/>
-          <w:szCs w:val="24"/>
-          <w:lang w:val="en-US"/>
-        </w:rPr>
-        <w:t>{{ incident_w_t_w_r_w_prooferr_w_type_gramend_w_r_w_rsidr_008155e5_w_rpr_w_rfonts_w_ascii_times_new_roman_w_hansi_times_new_roman_w_cs_times_new_roman_w_sz_w_val_24_w_szcs_w_val_24_w_lang_w_val_en_us_w_rpr_w_t_xml_space_preserve_description }}</w:t>
+      <w:r>
+        <w:rPr>
+          <w:rFonts w:ascii="Times New Roman" w:hAnsi="Times New Roman" w:cs="Times New Roman"/>
+          <w:sz w:val="24"/>
+          <w:szCs w:val="24"/>
+          <w:lang w:val="en-US"/>
+        </w:rPr>
+        <w:t>{{ incident_description }}</w:t>
       </w:r>
       <w:r>
         <w:rPr>
@@ -532,7 +531,7 @@
           <w:sz w:val="24"/>
           <w:szCs w:val="24"/>
         </w:rPr>
-        <w:t xml:space="preserve">{{ w_t_w_r_w_r_w_rsidr_008155e5_w_rpr_w_rfonts_w_ascii_times_new_roman_w_hansi_times_new_roman_w_cs_times_new_roman_w_sz_w_val_24_w_szcs_w_val_24_w_lang_w_val_en_us_w_rpr_w_t_defendant_w_t_w_r_w_r_w_rsidr_008155e5_w_rsidrpr_008155e5_w_rpr_w_rfonts_w_ascii_times_new_roman_w_hansi_times_new_roman_w_cs_times_new_roman_w_sz_w_val_24_w_szcs_w_val_24_w_rpr_w_t_xml_space_preserve_1 }} </w:t>
+        <w:t xml:space="preserve">{{ defendant }} </w:t>
       </w:r>
       <w:r>
         <w:rPr>
@@ -548,7 +547,7 @@
           <w:sz w:val="24"/>
           <w:szCs w:val="24"/>
         </w:rPr>
-        <w:t xml:space="preserve">{{ w_t_w_r_w_r_w_rsidr_008155e5_w_rpr_w_rfonts_w_ascii_times_new_roman_w_hansi_times_new_roman_w_cs_times_new_roman_w_sz_w_val_24_w_szcs_w_val_24_w_lang_w_val_en_us_w_rpr_w_t_defendant_w_t_w_r_w_r_w_rsidr_008155e5_w_rsidrpr_008155e5_w_rpr_w_rfonts_w_ascii_times_new_roman_w_hansi_times_new_roman_w_cs_times_new_roman_w_sz_w_val_24_w_szcs_w_val_24_w_rpr_w_t_xml_space_preserve_2 }}</w:t>
+        <w:t xml:space="preserve">{{ defendant }}</w:t>
       </w:r>
       <w:r>
         <w:rPr>
@@ -564,7 +563,7 @@
           <w:sz w:val="24"/>
           <w:szCs w:val="24"/>
         </w:rPr>
-        <w:t xml:space="preserve">{{ w_t_w_r_w_r_w_rsidr_008155e5_w_rpr_w_rfonts_w_ascii_times_new_roman_w_hansi_times_new_roman_w_cs_times_new_roman_w_sz_w_val_24_w_szcs_w_val_24_w_lang_w_val_en_us_w_rpr_w_t_moral_w_t_w_r_w_r_w_rsidr_008155e5_w_rsidrpr_008155e5_w_rpr_w_rfonts_w_ascii_times_new_roman_w_hansi_times_new_roman_w_cs_times_new_roman_w_sz_w_val_24_w_szcs_w_val_24_w_rpr_w_t_xml_space_preserve_w_t_w_r_w_r_w_rsidr_008155e5_w_rpr_w_rfonts_w_ascii_times_new_roman_w_hansi_times_new_roman_w_cs_times_new_roman_w_sz_w_val_24_w_szcs_w_val_24_w_lang_w_val_en_us_w_rpr_w_t_damage_w_t_w_r_w_r_w_rsidr_008155e5_w_rsidrpr_008155e5_w_rpr_w_rfonts_w_ascii_times_new_roman_w_hansi_times_new_roman_w_cs_times_new_roman_w_sz_w_val_24_w_szcs_w_val_24_w_rpr_w_t_xml_space_preserve_w_t_w_r_w_r_w_rsidr_008155e5_w_rpr_w_rfonts_w_ascii_times_new_roman_w_hansi_times_new_roman_w_cs_times_new_roman_w_sz_w_val_24_w_szcs_w_val_24_w_lang_w_val_en_us_w_rpr_w_t_amount_w_t_w_r_w_r_w_rsidr_008155e5_w_rsidrpr_008155e5_w_rpr_w_rfonts_w_ascii_times_new_roman_w_hansi_times_new_roman_w_cs_times_new_roman_w_sz_w_val_24_w_szcs_w_val_24_w_rpr_w_t_xml_space_preserve }}</w:t>
+        <w:t xml:space="preserve">{{ moral_damage_amount }}</w:t>
       </w:r>
       <w:r>
         <w:rPr>
@@ -585,15 +584,14 @@
           <w:szCs w:val="24"/>
         </w:rPr>
       </w:pPr>
-      <w:proofErr w:type="gramStart"/>
-      <w:r>
-        <w:rPr>
-          <w:rFonts w:ascii="Times New Roman" w:hAnsi="Times New Roman" w:cs="Times New Roman"/>
-          <w:sz w:val="24"/>
-          <w:szCs w:val="24"/>
-          <w:lang w:val="en-US"/>
-        </w:rPr>
-        <w:t>{{ plaintiff_w_t_w_r_w_prooferr_w_type_gramend_w_r_w_rpr_w_rfonts_w_ascii_times_new_roman_w_hansi_times_new_roman_w_cs_times_new_roman_w_sz_w_val_24_w_szcs_w_val_24_w_lang_w_val_en_us_w_rpr_w_t_xml_space_preserve }}</w:t>
+      <w:r>
+        <w:rPr>
+          <w:rFonts w:ascii="Times New Roman" w:hAnsi="Times New Roman" w:cs="Times New Roman"/>
+          <w:sz w:val="24"/>
+          <w:szCs w:val="24"/>
+          <w:lang w:val="en-US"/>
+        </w:rPr>
+        <w:t>{{ plaintiff }}</w:t>
       </w:r>
       <w:r>
         <w:rPr>
